--- a/report/Esenboga_LowVisibility_Nowcasting_IEEE_EN.docx
+++ b/report/Esenboga_LowVisibility_Nowcasting_IEEE_EN.docx
@@ -3758,7 +3758,7 @@
         <w:pStyle w:val="Text"/>
       </w:pPr>
       <w:r>
-        <w:t>The operational system is a FastAPI web application (Fig. 14). Every ten minutes it downloads the METARs of the last 120 h from the NOAA Aviation Weather Center (with IEM as fallback), runs exactly the same decoding, quality-control, gridding and feature code as the offline study, and publishes calibrated fog probabilities for 1–6 h, an ILS-category outlook for 1, 3 and 6 h, an alert level and the leading SHAP contributions. The alert is red when fog is observed or the 1–2-h probability exceeds its threshold, orange when only the 3–6-h forecasts exceed their thresholds, and yellow (watch) when any probability exceeds half of its threshold. Every forecast is stored and automatically verified once its valid time has passed, which provides a genuinely real-time verification record.</w:t>
+        <w:t>The operational system is a FastAPI web application (Fig. 14). Every ten minutes it downloads the METARs of the last 120 h from the NOAA Aviation Weather Center (with IEM as fallback), runs exactly the same decoding, quality-control, gridding and feature code as the offline study, and publishes calibrated fog probabilities for 1–6 h, an ILS-category outlook for 1, 3 and 6 h, an alert level and the leading SHAP contributions. The alert is red when fog is observed or the 1–2-h probability exceeds its threshold, orange when only the 3–6-h forecasts exceed their thresholds, and yellow (watch) when any probability exceeds half of its threshold. Every forecast is stored and automatically verified once its valid time has passed, which provides a genuinely real-time verification record. A serverless public instance runs the same cycle every 30 min on GitHub Actions and publishes the dashboard at https://atasakik.github.io/esenboga-fog-nowcasting/.</w:t>
       </w:r>
     </w:p>
     <w:p>

--- a/report/Esenboga_LowVisibility_Nowcasting_IEEE_EN.docx
+++ b/report/Esenboga_LowVisibility_Nowcasting_IEEE_EN.docx
@@ -3758,7 +3758,7 @@
         <w:pStyle w:val="Text"/>
       </w:pPr>
       <w:r>
-        <w:t>The operational system is a FastAPI web application (Fig. 14). Every ten minutes it downloads the METARs of the last 120 h from the NOAA Aviation Weather Center (with IEM as fallback), runs exactly the same decoding, quality-control, gridding and feature code as the offline study, and publishes calibrated fog probabilities for 1–6 h, an ILS-category outlook for 1, 3 and 6 h, an alert level and the leading SHAP contributions. The alert is red when fog is observed or the 1–2-h probability exceeds its threshold, orange when only the 3–6-h forecasts exceed their thresholds, and yellow (watch) when any probability exceeds half of its threshold. Every forecast is stored and automatically verified once its valid time has passed, which provides a genuinely real-time verification record. A serverless public instance runs the same cycle every 30 min on GitHub Actions and publishes the dashboard at https://atasakik.github.io/esenboga-fog-nowcasting/.</w:t>
+        <w:t>The operational system is a FastAPI web application (Fig. 14). Every ten minutes it downloads the METARs of the last 120 h from the NOAA Aviation Weather Center (with IEM as fallback), runs exactly the same decoding, quality-control, gridding and feature code as the offline study, and publishes calibrated fog probabilities for 1–6 h, an ILS-category outlook for 1, 3 and 6 h, an alert level and the leading SHAP contributions. Because TreeSHAP values are additive, the 77 contributions are also summed into ten plain-language factor groups (e.g., humidity, wind, time of day) so that non-specialist users can read the explanation. The alert is red when fog is observed or the 1–2-h probability exceeds its threshold, orange when only the 3–6-h forecasts exceed their thresholds, and yellow (watch) when any probability exceeds half of its threshold. Every forecast is stored and automatically verified once its valid time has passed, which provides a genuinely real-time verification record. A serverless public instance runs the same cycle every 30 min on GitHub Actions and publishes the dashboard at https://atasakik.github.io/esenboga-fog-nowcasting/.</w:t>
       </w:r>
     </w:p>
     <w:p>
@@ -17121,7 +17121,7 @@
         <w:rPr>
           <w:sz w:val="16"/>
         </w:rPr>
-        <w:t>The web-based early-warning application: alert banner, calibrated fog probabilities for the next 6 h, current conditions, ILS-category outlook and SHAP-based driving factors.</w:t>
+        <w:t>The web-based early-warning application. Left: plain-language status over a runway scene drawn from the observed visibility, and the fog probabilities for the next 6 h against their warning thresholds. Right: the driving factors of the selected hour (SHAP values summed into plain-language groups) and the ILS-category outlook.</w:t>
       </w:r>
     </w:p>
     <w:p>

--- a/report/Esenboga_LowVisibility_Nowcasting_IEEE_EN.docx
+++ b/report/Esenboga_LowVisibility_Nowcasting_IEEE_EN.docx
@@ -3758,7 +3758,7 @@
         <w:pStyle w:val="Text"/>
       </w:pPr>
       <w:r>
-        <w:t>The operational system is a FastAPI web application (Fig. 14). Every ten minutes it downloads the METARs of the last 120 h from the NOAA Aviation Weather Center (with IEM as fallback), runs exactly the same decoding, quality-control, gridding and feature code as the offline study, and publishes calibrated fog probabilities for 1–6 h, an ILS-category outlook for 1, 3 and 6 h, an alert level and the leading SHAP contributions. Because TreeSHAP values are additive, the 77 contributions are also summed into ten plain-language factor groups (e.g., humidity, wind, time of day) so that non-specialist users can read the explanation. The alert is red when fog is observed or the 1–2-h probability exceeds its threshold, orange when only the 3–6-h forecasts exceed their thresholds, and yellow (watch) when any probability exceeds half of its threshold. Every forecast is stored and automatically verified once its valid time has passed, which provides a genuinely real-time verification record. A serverless public instance runs the same cycle every 30 min on GitHub Actions and publishes the dashboard at https://atasakik.github.io/esenboga-fog-nowcasting/.</w:t>
+        <w:t>The operational system is a FastAPI web application (Fig. 14). Every ten minutes it downloads the METARs of the last 7 days from the NOAA Aviation Weather Center (with IEM as fallback), runs exactly the same decoding, quality-control, gridding and feature code as the offline study, and publishes calibrated fog probabilities for 1–6 h, an ILS-category outlook for 1, 3 and 6 h, an alert level and the leading SHAP contributions. Because TreeSHAP values are additive, the 77 contributions are also summed into ten plain-language factor groups (e.g., humidity, wind, time of day) so that non-specialist users can read the explanation. The alert is red when fog is observed or the 1–2-h probability exceeds its threshold, orange when only the 3–6-h forecasts exceed their thresholds, and yellow (watch) when any probability exceeds half of its threshold. Every forecast is stored and automatically verified once its valid time has passed, which provides a genuinely real-time verification record. A serverless public instance runs the same cycle every 30 min on GitHub Actions and publishes the dashboard at https://atasakik.github.io/esenboga-fog-nowcasting/. Because the GitHub scheduler often delays or skips runs, each run also computes the forecasts for the issue times skipped during roughly the previous three days from the reports observed up to those times (including any later corrections), each with its full 96-h feature history; these catch-up forecasts are verified like the others but reported separately from the real-time record.</w:t>
       </w:r>
     </w:p>
     <w:p>
@@ -17062,7 +17062,7 @@
         <w:pStyle w:val="Text"/>
       </w:pPr>
       <w:r>
-        <w:t>The deployed application (Fig. 14) was verified in two ways. First, a replay of the operational period after the test set (July–October 2026) through the web-application code yielded 5 727–5 737 forecasts per lead time (Table X); no fog occurred in this warm-season period and the system issued no fog warning at any lead time, i.e., it produced no false alarms. Second, a parity check rebuilt the features from only the preceding 120 h of reports at 40 random times, exactly as the live system does, and reproduced the batch probabilities to machine precision (maximum difference 0.0 over 240 comparisons). The live logger started on 29 October 2026, at the beginning of the 2026/27 fog season, and its automatically verified record is updated continuously during the semester.</w:t>
+        <w:t>The deployed application (Fig. 14) was verified in two ways. First, a replay of the operational period after the test set (July–October 2026) through the web-application code yielded 5 727–5 737 forecasts per lead time (Table X); no fog occurred in this warm-season period and the system issued no fog warning at any lead time, i.e., it produced no false alarms. Second, a parity check rebuilt the features at 40 random times from only the reports observed up to that time, exactly as the live system does, and reproduced the batch probabilities to machine precision (maximum difference 0.0 over 240 comparisons). The live logger started on 29 October 2026, at the beginning of the 2026/27 fog season, and its automatically verified record is updated continuously during the semester.</w:t>
       </w:r>
     </w:p>
     <w:p>
@@ -18364,7 +18364,7 @@
         <w:rPr>
           <w:sz w:val="14"/>
         </w:rPr>
-        <w:t>Replay: archived METARs processed with the web-application code; live: forecasts logged by the running application and verified automatically.</w:t>
+        <w:t>Replay: archived METARs processed with the web-application code; live: forecasts logged by the running application and verified automatically; catch-up: forecasts for issue times skipped by the scheduler, computed in the next run from the reports observed up to that time (later corrections included).</w:t>
       </w:r>
     </w:p>
     <w:p>
